--- a/R/analysis/manuscript_methods_results.docx
+++ b/R/analysis/manuscript_methods_results.docx
@@ -33,7 +33,7 @@
         <w:pStyle w:val="Date"/>
       </w:pPr>
       <w:r>
-        <w:t xml:space="preserve">2026-09-05</w:t>
+        <w:t xml:space="preserve">2026-09-10</w:t>
       </w:r>
     </w:p>
     <w:sdt>
@@ -45592,7 +45592,7 @@
                       <w:rFonts w:ascii="Calibri" w:hAnsi="Calibri"/>
                       <w:sz w:val="20"/>
                     </w:rPr>
-                    <w:t xml:space="default">13.782</w:t>
+                    <w:t xml:space="default">15.211</w:t>
                   </w:r>
                 </w:p>
               </w:tc>
@@ -45640,7 +45640,7 @@
                       <w:rFonts w:ascii="Calibri" w:hAnsi="Calibri"/>
                       <w:sz w:val="20"/>
                     </w:rPr>
-                    <w:t xml:space="default">8.943</w:t>
+                    <w:t xml:space="default">8.782</w:t>
                   </w:r>
                 </w:p>
               </w:tc>
@@ -45717,7 +45717,7 @@
                       <w:rFonts w:ascii="Calibri" w:hAnsi="Calibri"/>
                       <w:sz w:val="20"/>
                     </w:rPr>
-                    <w:t xml:space="default">0.013</w:t>
+                    <w:t xml:space="default">0.009</w:t>
                   </w:r>
                 </w:p>
               </w:tc>
@@ -45789,7 +45789,7 @@
                       <w:rFonts w:ascii="Calibri" w:hAnsi="Calibri"/>
                       <w:sz w:val="20"/>
                     </w:rPr>
-                    <w:t xml:space="default">0.893</w:t>
+                    <w:t xml:space="default">0.851</w:t>
                   </w:r>
                 </w:p>
               </w:tc>
@@ -45812,7 +45812,7 @@
                       <w:rFonts w:ascii="Calibri" w:hAnsi="Calibri"/>
                       <w:sz w:val="20"/>
                     </w:rPr>
-                    <w:t xml:space="preserve">Model deviance explained: 34.4%. Analysis restricted to control plots only.</w:t>
+                    <w:t xml:space="preserve">Model deviance explained: 34.1%. Analysis restricted to control plots only.</w:t>
                   </w:r>
                 </w:p>
               </w:tc>

--- a/R/analysis/manuscript_methods_results.docx
+++ b/R/analysis/manuscript_methods_results.docx
@@ -45592,7 +45592,7 @@
                       <w:rFonts w:ascii="Calibri" w:hAnsi="Calibri"/>
                       <w:sz w:val="20"/>
                     </w:rPr>
-                    <w:t xml:space="default">15.211</w:t>
+                    <w:t xml:space="default">13.782</w:t>
                   </w:r>
                 </w:p>
               </w:tc>
@@ -45640,7 +45640,7 @@
                       <w:rFonts w:ascii="Calibri" w:hAnsi="Calibri"/>
                       <w:sz w:val="20"/>
                     </w:rPr>
-                    <w:t xml:space="default">8.782</w:t>
+                    <w:t xml:space="default">8.943</w:t>
                   </w:r>
                 </w:p>
               </w:tc>
@@ -45717,7 +45717,7 @@
                       <w:rFonts w:ascii="Calibri" w:hAnsi="Calibri"/>
                       <w:sz w:val="20"/>
                     </w:rPr>
-                    <w:t xml:space="default">0.009</w:t>
+                    <w:t xml:space="default">0.013</w:t>
                   </w:r>
                 </w:p>
               </w:tc>
@@ -45789,7 +45789,7 @@
                       <w:rFonts w:ascii="Calibri" w:hAnsi="Calibri"/>
                       <w:sz w:val="20"/>
                     </w:rPr>
-                    <w:t xml:space="default">0.851</w:t>
+                    <w:t xml:space="default">0.893</w:t>
                   </w:r>
                 </w:p>
               </w:tc>
@@ -45812,7 +45812,7 @@
                       <w:rFonts w:ascii="Calibri" w:hAnsi="Calibri"/>
                       <w:sz w:val="20"/>
                     </w:rPr>
-                    <w:t xml:space="preserve">Model deviance explained: 34.1%. Analysis restricted to control plots only.</w:t>
+                    <w:t xml:space="preserve">Model deviance explained: 34.4%. Analysis restricted to control plots only.</w:t>
                   </w:r>
                 </w:p>
               </w:tc>

--- a/R/analysis/manuscript_methods_results.docx
+++ b/R/analysis/manuscript_methods_results.docx
@@ -45592,7 +45592,7 @@
                       <w:rFonts w:ascii="Calibri" w:hAnsi="Calibri"/>
                       <w:sz w:val="20"/>
                     </w:rPr>
-                    <w:t xml:space="default">13.782</w:t>
+                    <w:t xml:space="default">15.211</w:t>
                   </w:r>
                 </w:p>
               </w:tc>
@@ -45640,7 +45640,7 @@
                       <w:rFonts w:ascii="Calibri" w:hAnsi="Calibri"/>
                       <w:sz w:val="20"/>
                     </w:rPr>
-                    <w:t xml:space="default">8.943</w:t>
+                    <w:t xml:space="default">8.782</w:t>
                   </w:r>
                 </w:p>
               </w:tc>
@@ -45717,7 +45717,7 @@
                       <w:rFonts w:ascii="Calibri" w:hAnsi="Calibri"/>
                       <w:sz w:val="20"/>
                     </w:rPr>
-                    <w:t xml:space="default">0.013</w:t>
+                    <w:t xml:space="default">0.009</w:t>
                   </w:r>
                 </w:p>
               </w:tc>
@@ -45789,7 +45789,7 @@
                       <w:rFonts w:ascii="Calibri" w:hAnsi="Calibri"/>
                       <w:sz w:val="20"/>
                     </w:rPr>
-                    <w:t xml:space="default">0.893</w:t>
+                    <w:t xml:space="default">0.851</w:t>
                   </w:r>
                 </w:p>
               </w:tc>
@@ -45812,7 +45812,7 @@
                       <w:rFonts w:ascii="Calibri" w:hAnsi="Calibri"/>
                       <w:sz w:val="20"/>
                     </w:rPr>
-                    <w:t xml:space="preserve">Model deviance explained: 34.4%. Analysis restricted to control plots only.</w:t>
+                    <w:t xml:space="preserve">Model deviance explained: 34.1%. Analysis restricted to control plots only.</w:t>
                   </w:r>
                 </w:p>
               </w:tc>
